--- a/CEJM/BTS SIO 1/TD 6 Normes et standards.docx
+++ b/CEJM/BTS SIO 1/TD 6 Normes et standards.docx
@@ -789,19 +789,7 @@
           <w:rPr>
             <w:rStyle w:val="Lienhypertexte"/>
           </w:rPr>
-          <w:t>https://learningapps.org/watch?v=</w:t>
-        </w:r>
-        <w:r>
-          <w:rPr>
-            <w:rStyle w:val="Lienhypertexte"/>
-          </w:rPr>
-          <w:t>p</w:t>
-        </w:r>
-        <w:r>
-          <w:rPr>
-            <w:rStyle w:val="Lienhypertexte"/>
-          </w:rPr>
-          <w:t>5udoci5a01</w:t>
+          <w:t>https://learningapps.org/watch?v=p5udoci5a01</w:t>
         </w:r>
       </w:hyperlink>
     </w:p>
@@ -920,6 +908,14 @@
                 <w:szCs w:val="24"/>
               </w:rPr>
             </w:pPr>
+            <w:r>
+              <w:rPr>
+                <w:rFonts w:ascii="Times New Roman" w:hAnsi="Times New Roman" w:cs="Times New Roman"/>
+                <w:sz w:val="24"/>
+                <w:szCs w:val="24"/>
+              </w:rPr>
+              <w:t>Règle de fonctionnement volontaire pour l'ensemble du marché</w:t>
+            </w:r>
           </w:p>
         </w:tc>
         <w:tc>
@@ -934,6 +930,14 @@
                 <w:szCs w:val="24"/>
               </w:rPr>
             </w:pPr>
+            <w:r>
+              <w:rPr>
+                <w:rFonts w:ascii="Times New Roman" w:hAnsi="Times New Roman" w:cs="Times New Roman"/>
+                <w:sz w:val="24"/>
+                <w:szCs w:val="24"/>
+              </w:rPr>
+              <w:t>Spécification définit pour une catégorie d'acteur</w:t>
+            </w:r>
           </w:p>
         </w:tc>
       </w:tr>
@@ -974,6 +978,30 @@
                 <w:szCs w:val="24"/>
               </w:rPr>
             </w:pPr>
+            <w:r>
+              <w:rPr>
+                <w:rFonts w:ascii="Times New Roman" w:hAnsi="Times New Roman" w:cs="Times New Roman"/>
+                <w:sz w:val="24"/>
+                <w:szCs w:val="24"/>
+              </w:rPr>
+              <w:t>Q</w:t>
+            </w:r>
+            <w:r>
+              <w:rPr>
+                <w:rFonts w:ascii="Times New Roman" w:hAnsi="Times New Roman" w:cs="Times New Roman"/>
+                <w:sz w:val="24"/>
+                <w:szCs w:val="24"/>
+              </w:rPr>
+              <w:t>ualité</w:t>
+            </w:r>
+            <w:r>
+              <w:rPr>
+                <w:rFonts w:ascii="Times New Roman" w:hAnsi="Times New Roman" w:cs="Times New Roman"/>
+                <w:sz w:val="24"/>
+                <w:szCs w:val="24"/>
+              </w:rPr>
+              <w:t xml:space="preserve"> de l'eau</w:t>
+            </w:r>
           </w:p>
         </w:tc>
         <w:tc>
@@ -988,6 +1016,30 @@
                 <w:szCs w:val="24"/>
               </w:rPr>
             </w:pPr>
+            <w:r>
+              <w:rPr>
+                <w:rFonts w:ascii="Times New Roman" w:hAnsi="Times New Roman" w:cs="Times New Roman"/>
+                <w:sz w:val="24"/>
+                <w:szCs w:val="24"/>
+              </w:rPr>
+              <w:t xml:space="preserve">- </w:t>
+            </w:r>
+            <w:r>
+              <w:rPr>
+                <w:rFonts w:ascii="Times New Roman" w:hAnsi="Times New Roman" w:cs="Times New Roman"/>
+                <w:sz w:val="24"/>
+                <w:szCs w:val="24"/>
+              </w:rPr>
+              <w:t>USB</w:t>
+            </w:r>
+            <w:r>
+              <w:rPr>
+                <w:rFonts w:ascii="Times New Roman" w:hAnsi="Times New Roman" w:cs="Times New Roman"/>
+                <w:sz w:val="24"/>
+                <w:szCs w:val="24"/>
+              </w:rPr>
+              <w:t>-C</w:t>
+            </w:r>
           </w:p>
         </w:tc>
       </w:tr>
@@ -1240,53 +1292,67 @@
     <w:p>
       <w:pPr>
         <w:pStyle w:val="Paragraphedeliste"/>
-        <w:numPr>
-          <w:ilvl w:val="0"/>
-          <w:numId w:val="2"/>
-        </w:numPr>
         <w:spacing w:after="0"/>
         <w:rPr>
           <w:rFonts w:ascii="Times New Roman" w:eastAsia="Arial" w:hAnsi="Times New Roman" w:cs="Times New Roman"/>
           <w:b/>
           <w:i/>
-          <w:sz w:val="24"/>
-          <w:szCs w:val="24"/>
-          <w:lang w:eastAsia="fr-FR"/>
-        </w:rPr>
-      </w:pPr>
-      <w:r>
-        <w:rPr>
-          <w:rFonts w:ascii="Times New Roman" w:eastAsia="Arial" w:hAnsi="Times New Roman" w:cs="Times New Roman"/>
-          <w:b/>
-          <w:i/>
-          <w:sz w:val="24"/>
-          <w:szCs w:val="24"/>
-          <w:lang w:eastAsia="fr-FR"/>
-        </w:rPr>
-        <w:t xml:space="preserve">Une norme </w:t>
-      </w:r>
-      <w:r>
-        <w:rPr>
-          <w:rFonts w:ascii="Times New Roman" w:eastAsia="Arial" w:hAnsi="Times New Roman" w:cs="Times New Roman"/>
-          <w:b/>
-          <w:i/>
-          <w:sz w:val="24"/>
-          <w:szCs w:val="24"/>
-          <w:lang w:eastAsia="fr-FR"/>
-        </w:rPr>
-        <w:t>est-elle</w:t>
-      </w:r>
-      <w:r>
-        <w:rPr>
-          <w:rFonts w:ascii="Times New Roman" w:eastAsia="Arial" w:hAnsi="Times New Roman" w:cs="Times New Roman"/>
-          <w:b/>
-          <w:i/>
-          <w:sz w:val="24"/>
-          <w:szCs w:val="24"/>
-          <w:lang w:eastAsia="fr-FR"/>
-        </w:rPr>
-        <w:t xml:space="preserve"> obligatoire ?</w:t>
-      </w:r>
+          <w:color w:val="984806" w:themeColor="accent6" w:themeShade="80"/>
+          <w:sz w:val="24"/>
+          <w:szCs w:val="24"/>
+          <w:lang w:eastAsia="fr-FR"/>
+        </w:rPr>
+      </w:pPr>
+      <w:r>
+        <w:rPr>
+          <w:rFonts w:ascii="Times New Roman" w:eastAsia="Arial" w:hAnsi="Times New Roman" w:cs="Times New Roman"/>
+          <w:b/>
+          <w:i/>
+          <w:color w:val="984806" w:themeColor="accent6" w:themeShade="80"/>
+          <w:sz w:val="24"/>
+          <w:szCs w:val="24"/>
+          <w:lang w:eastAsia="fr-FR"/>
+        </w:rPr>
+        <w:t>R</w:t>
+      </w:r>
+      <w:r>
+        <w:rPr>
+          <w:rFonts w:ascii="Times New Roman" w:eastAsia="Arial" w:hAnsi="Times New Roman" w:cs="Times New Roman"/>
+          <w:b/>
+          <w:i/>
+          <w:color w:val="984806" w:themeColor="accent6" w:themeShade="80"/>
+          <w:sz w:val="24"/>
+          <w:szCs w:val="24"/>
+          <w:lang w:eastAsia="fr-FR"/>
+        </w:rPr>
+        <w:t>ègles</w:t>
+      </w:r>
+      <w:r>
+        <w:rPr>
+          <w:rFonts w:ascii="Times New Roman" w:eastAsia="Arial" w:hAnsi="Times New Roman" w:cs="Times New Roman"/>
+          <w:b/>
+          <w:i/>
+          <w:color w:val="984806" w:themeColor="accent6" w:themeShade="80"/>
+          <w:sz w:val="24"/>
+          <w:szCs w:val="24"/>
+          <w:lang w:eastAsia="fr-FR"/>
+        </w:rPr>
+        <w:t xml:space="preserve"> du jeu volontaires définies par consensus entre l'ensemble des acteurs du marché</w:t>
+      </w:r>
+    </w:p>
+    <w:p>
+      <w:pPr>
+        <w:pStyle w:val="Paragraphedeliste"/>
+        <w:spacing w:after="0"/>
+        <w:rPr>
+          <w:rFonts w:ascii="Times New Roman" w:eastAsia="Arial" w:hAnsi="Times New Roman" w:cs="Times New Roman"/>
+          <w:b/>
+          <w:i/>
+          <w:sz w:val="24"/>
+          <w:szCs w:val="24"/>
+          <w:lang w:eastAsia="fr-FR"/>
+        </w:rPr>
+      </w:pPr>
     </w:p>
     <w:p>
       <w:pPr>
@@ -1314,6 +1380,122 @@
           <w:szCs w:val="24"/>
           <w:lang w:eastAsia="fr-FR"/>
         </w:rPr>
+        <w:t xml:space="preserve">Une norme </w:t>
+      </w:r>
+      <w:r>
+        <w:rPr>
+          <w:rFonts w:ascii="Times New Roman" w:eastAsia="Arial" w:hAnsi="Times New Roman" w:cs="Times New Roman"/>
+          <w:b/>
+          <w:i/>
+          <w:sz w:val="24"/>
+          <w:szCs w:val="24"/>
+          <w:lang w:eastAsia="fr-FR"/>
+        </w:rPr>
+        <w:t>est-elle</w:t>
+      </w:r>
+      <w:r>
+        <w:rPr>
+          <w:rFonts w:ascii="Times New Roman" w:eastAsia="Arial" w:hAnsi="Times New Roman" w:cs="Times New Roman"/>
+          <w:b/>
+          <w:i/>
+          <w:sz w:val="24"/>
+          <w:szCs w:val="24"/>
+          <w:lang w:eastAsia="fr-FR"/>
+        </w:rPr>
+        <w:t xml:space="preserve"> obligatoire ?</w:t>
+      </w:r>
+    </w:p>
+    <w:p>
+      <w:pPr>
+        <w:pStyle w:val="Paragraphedeliste"/>
+        <w:spacing w:after="0"/>
+        <w:rPr>
+          <w:rFonts w:ascii="Times New Roman" w:eastAsia="Arial" w:hAnsi="Times New Roman" w:cs="Times New Roman"/>
+          <w:b/>
+          <w:i/>
+          <w:color w:val="984806" w:themeColor="accent6" w:themeShade="80"/>
+          <w:sz w:val="24"/>
+          <w:szCs w:val="24"/>
+          <w:lang w:eastAsia="fr-FR"/>
+        </w:rPr>
+      </w:pPr>
+      <w:r>
+        <w:rPr>
+          <w:rFonts w:ascii="Times New Roman" w:eastAsia="Arial" w:hAnsi="Times New Roman" w:cs="Times New Roman"/>
+          <w:b/>
+          <w:i/>
+          <w:color w:val="984806" w:themeColor="accent6" w:themeShade="80"/>
+          <w:sz w:val="24"/>
+          <w:szCs w:val="24"/>
+          <w:lang w:eastAsia="fr-FR"/>
+        </w:rPr>
+        <w:t>Non, en principe une norme est volontaire.</w:t>
+      </w:r>
+      <w:r>
+        <w:rPr>
+          <w:rFonts w:ascii="Times New Roman" w:eastAsia="Arial" w:hAnsi="Times New Roman" w:cs="Times New Roman"/>
+          <w:b/>
+          <w:i/>
+          <w:color w:val="984806" w:themeColor="accent6" w:themeShade="80"/>
+          <w:sz w:val="24"/>
+          <w:szCs w:val="24"/>
+          <w:lang w:eastAsia="fr-FR"/>
+        </w:rPr>
+        <w:t xml:space="preserve"> </w:t>
+      </w:r>
+      <w:r>
+        <w:rPr>
+          <w:rFonts w:ascii="Times New Roman" w:eastAsia="Arial" w:hAnsi="Times New Roman" w:cs="Times New Roman"/>
+          <w:b/>
+          <w:i/>
+          <w:color w:val="984806" w:themeColor="accent6" w:themeShade="80"/>
+          <w:sz w:val="24"/>
+          <w:szCs w:val="24"/>
+          <w:lang w:eastAsia="fr-FR"/>
+        </w:rPr>
+        <w:t>Toutefois, elle peut devenir obligatoire si elle est mentionnée dans une loi ou un règlement</w:t>
+      </w:r>
+    </w:p>
+    <w:p>
+      <w:pPr>
+        <w:pStyle w:val="Paragraphedeliste"/>
+        <w:spacing w:after="0"/>
+        <w:rPr>
+          <w:rFonts w:ascii="Times New Roman" w:eastAsia="Arial" w:hAnsi="Times New Roman" w:cs="Times New Roman"/>
+          <w:b/>
+          <w:i/>
+          <w:sz w:val="24"/>
+          <w:szCs w:val="24"/>
+          <w:lang w:eastAsia="fr-FR"/>
+        </w:rPr>
+      </w:pPr>
+    </w:p>
+    <w:p>
+      <w:pPr>
+        <w:pStyle w:val="Paragraphedeliste"/>
+        <w:numPr>
+          <w:ilvl w:val="0"/>
+          <w:numId w:val="2"/>
+        </w:numPr>
+        <w:spacing w:after="0"/>
+        <w:rPr>
+          <w:rFonts w:ascii="Times New Roman" w:eastAsia="Arial" w:hAnsi="Times New Roman" w:cs="Times New Roman"/>
+          <w:b/>
+          <w:i/>
+          <w:sz w:val="24"/>
+          <w:szCs w:val="24"/>
+          <w:lang w:eastAsia="fr-FR"/>
+        </w:rPr>
+      </w:pPr>
+      <w:r>
+        <w:rPr>
+          <w:rFonts w:ascii="Times New Roman" w:eastAsia="Arial" w:hAnsi="Times New Roman" w:cs="Times New Roman"/>
+          <w:b/>
+          <w:i/>
+          <w:sz w:val="24"/>
+          <w:szCs w:val="24"/>
+          <w:lang w:eastAsia="fr-FR"/>
+        </w:rPr>
         <w:t>Comment prouver la conformité aux normes</w:t>
       </w:r>
       <w:r>
@@ -1330,6 +1512,174 @@
     </w:p>
     <w:p>
       <w:pPr>
+        <w:pStyle w:val="Paragraphedeliste"/>
+        <w:spacing w:after="0"/>
+        <w:rPr>
+          <w:rFonts w:ascii="Times New Roman" w:eastAsia="Arial" w:hAnsi="Times New Roman" w:cs="Times New Roman"/>
+          <w:b/>
+          <w:i/>
+          <w:color w:val="984806" w:themeColor="accent6" w:themeShade="80"/>
+          <w:sz w:val="24"/>
+          <w:szCs w:val="24"/>
+          <w:lang w:eastAsia="fr-FR"/>
+        </w:rPr>
+      </w:pPr>
+      <w:r>
+        <w:rPr>
+          <w:rFonts w:ascii="Times New Roman" w:eastAsia="Arial" w:hAnsi="Times New Roman" w:cs="Times New Roman"/>
+          <w:b/>
+          <w:i/>
+          <w:color w:val="984806" w:themeColor="accent6" w:themeShade="80"/>
+          <w:sz w:val="24"/>
+          <w:szCs w:val="24"/>
+          <w:lang w:eastAsia="fr-FR"/>
+        </w:rPr>
+        <w:t>La conformité peut être prouvée par :</w:t>
+      </w:r>
+    </w:p>
+    <w:p>
+      <w:pPr>
+        <w:pStyle w:val="Paragraphedeliste"/>
+        <w:spacing w:after="0"/>
+        <w:rPr>
+          <w:rFonts w:ascii="Times New Roman" w:eastAsia="Arial" w:hAnsi="Times New Roman" w:cs="Times New Roman"/>
+          <w:b/>
+          <w:i/>
+          <w:color w:val="984806" w:themeColor="accent6" w:themeShade="80"/>
+          <w:sz w:val="24"/>
+          <w:szCs w:val="24"/>
+          <w:lang w:eastAsia="fr-FR"/>
+        </w:rPr>
+      </w:pPr>
+      <w:r>
+        <w:rPr>
+          <w:rFonts w:ascii="Times New Roman" w:eastAsia="Arial" w:hAnsi="Times New Roman" w:cs="Times New Roman"/>
+          <w:b/>
+          <w:i/>
+          <w:color w:val="984806" w:themeColor="accent6" w:themeShade="80"/>
+          <w:sz w:val="24"/>
+          <w:szCs w:val="24"/>
+          <w:lang w:eastAsia="fr-FR"/>
+        </w:rPr>
+        <w:t>-</w:t>
+      </w:r>
+      <w:r>
+        <w:rPr>
+          <w:rFonts w:ascii="Times New Roman" w:eastAsia="Arial" w:hAnsi="Times New Roman" w:cs="Times New Roman"/>
+          <w:b/>
+          <w:i/>
+          <w:color w:val="984806" w:themeColor="accent6" w:themeShade="80"/>
+          <w:sz w:val="24"/>
+          <w:szCs w:val="24"/>
+          <w:lang w:eastAsia="fr-FR"/>
+        </w:rPr>
+        <w:t xml:space="preserve"> une certification</w:t>
+      </w:r>
+    </w:p>
+    <w:p>
+      <w:pPr>
+        <w:pStyle w:val="Paragraphedeliste"/>
+        <w:spacing w:after="0"/>
+        <w:rPr>
+          <w:rFonts w:ascii="Times New Roman" w:eastAsia="Arial" w:hAnsi="Times New Roman" w:cs="Times New Roman"/>
+          <w:b/>
+          <w:i/>
+          <w:color w:val="984806" w:themeColor="accent6" w:themeShade="80"/>
+          <w:sz w:val="24"/>
+          <w:szCs w:val="24"/>
+          <w:lang w:eastAsia="fr-FR"/>
+        </w:rPr>
+      </w:pPr>
+      <w:r>
+        <w:rPr>
+          <w:rFonts w:ascii="Times New Roman" w:eastAsia="Arial" w:hAnsi="Times New Roman" w:cs="Times New Roman"/>
+          <w:b/>
+          <w:i/>
+          <w:color w:val="984806" w:themeColor="accent6" w:themeShade="80"/>
+          <w:sz w:val="24"/>
+          <w:szCs w:val="24"/>
+          <w:lang w:eastAsia="fr-FR"/>
+        </w:rPr>
+        <w:t>-</w:t>
+      </w:r>
+      <w:r>
+        <w:rPr>
+          <w:rFonts w:ascii="Times New Roman" w:eastAsia="Arial" w:hAnsi="Times New Roman" w:cs="Times New Roman"/>
+          <w:b/>
+          <w:i/>
+          <w:color w:val="984806" w:themeColor="accent6" w:themeShade="80"/>
+          <w:sz w:val="24"/>
+          <w:szCs w:val="24"/>
+          <w:lang w:eastAsia="fr-FR"/>
+        </w:rPr>
+        <w:t xml:space="preserve"> </w:t>
+      </w:r>
+      <w:r>
+        <w:rPr>
+          <w:rFonts w:ascii="Times New Roman" w:eastAsia="Arial" w:hAnsi="Times New Roman" w:cs="Times New Roman"/>
+          <w:b/>
+          <w:i/>
+          <w:color w:val="984806" w:themeColor="accent6" w:themeShade="80"/>
+          <w:sz w:val="24"/>
+          <w:szCs w:val="24"/>
+          <w:lang w:eastAsia="fr-FR"/>
+        </w:rPr>
+        <w:t>auto déclaration du fournisseur</w:t>
+      </w:r>
+    </w:p>
+    <w:p>
+      <w:pPr>
+        <w:pStyle w:val="Paragraphedeliste"/>
+        <w:spacing w:after="0"/>
+        <w:rPr>
+          <w:rFonts w:ascii="Times New Roman" w:eastAsia="Arial" w:hAnsi="Times New Roman" w:cs="Times New Roman"/>
+          <w:b/>
+          <w:i/>
+          <w:color w:val="984806" w:themeColor="accent6" w:themeShade="80"/>
+          <w:sz w:val="24"/>
+          <w:szCs w:val="24"/>
+          <w:lang w:eastAsia="fr-FR"/>
+        </w:rPr>
+      </w:pPr>
+      <w:r>
+        <w:rPr>
+          <w:rFonts w:ascii="Times New Roman" w:eastAsia="Arial" w:hAnsi="Times New Roman" w:cs="Times New Roman"/>
+          <w:b/>
+          <w:i/>
+          <w:color w:val="984806" w:themeColor="accent6" w:themeShade="80"/>
+          <w:sz w:val="24"/>
+          <w:szCs w:val="24"/>
+          <w:lang w:eastAsia="fr-FR"/>
+        </w:rPr>
+        <w:t>-</w:t>
+      </w:r>
+      <w:r>
+        <w:rPr>
+          <w:rFonts w:ascii="Times New Roman" w:eastAsia="Arial" w:hAnsi="Times New Roman" w:cs="Times New Roman"/>
+          <w:b/>
+          <w:i/>
+          <w:color w:val="984806" w:themeColor="accent6" w:themeShade="80"/>
+          <w:sz w:val="24"/>
+          <w:szCs w:val="24"/>
+          <w:lang w:eastAsia="fr-FR"/>
+        </w:rPr>
+        <w:t xml:space="preserve"> </w:t>
+      </w:r>
+      <w:r>
+        <w:rPr>
+          <w:rFonts w:ascii="Times New Roman" w:eastAsia="Arial" w:hAnsi="Times New Roman" w:cs="Times New Roman"/>
+          <w:b/>
+          <w:i/>
+          <w:color w:val="984806" w:themeColor="accent6" w:themeShade="80"/>
+          <w:sz w:val="24"/>
+          <w:szCs w:val="24"/>
+          <w:lang w:eastAsia="fr-FR"/>
+        </w:rPr>
+        <w:t>attestation de conformité par un organisme tiers</w:t>
+      </w:r>
+    </w:p>
+    <w:p>
+      <w:pPr>
         <w:rPr>
           <w:rFonts w:ascii="Times New Roman" w:eastAsia="Arial" w:hAnsi="Times New Roman" w:cs="Times New Roman"/>
           <w:b/>
@@ -1349,6 +1699,7 @@
           <w:u w:val="single"/>
           <w:lang w:eastAsia="fr-FR"/>
         </w:rPr>
+        <w:lastRenderedPageBreak/>
         <w:drawing>
           <wp:inline distT="0" distB="0" distL="0" distR="0" wp14:anchorId="434206DA" wp14:editId="570DA2D9">
             <wp:extent cx="5760720" cy="2061813"/>
@@ -1417,7 +1768,6 @@
           <w:u w:val="single"/>
           <w:lang w:eastAsia="fr-FR"/>
         </w:rPr>
-        <w:lastRenderedPageBreak/>
         <w:drawing>
           <wp:inline distT="0" distB="0" distL="0" distR="0" wp14:anchorId="412D4DE0" wp14:editId="02116B90">
             <wp:extent cx="5760720" cy="4144348"/>
@@ -1498,6 +1848,7 @@
           <w:u w:val="single"/>
           <w:lang w:eastAsia="fr-FR"/>
         </w:rPr>
+        <w:lastRenderedPageBreak/>
         <w:drawing>
           <wp:inline distT="0" distB="0" distL="0" distR="0" wp14:anchorId="715816FA" wp14:editId="5B766058">
             <wp:extent cx="5760720" cy="3293081"/>
@@ -1578,7 +1929,6 @@
           <w:u w:val="single"/>
           <w:lang w:eastAsia="fr-FR"/>
         </w:rPr>
-        <w:lastRenderedPageBreak/>
         <w:drawing>
           <wp:inline distT="0" distB="0" distL="0" distR="0" wp14:anchorId="675AF38C" wp14:editId="273E2B0F">
             <wp:extent cx="5760720" cy="3658639"/>
@@ -1647,6 +1997,7 @@
           <w:u w:val="single"/>
           <w:lang w:eastAsia="fr-FR"/>
         </w:rPr>
+        <w:lastRenderedPageBreak/>
         <w:drawing>
           <wp:inline distT="0" distB="0" distL="0" distR="0" wp14:anchorId="1706B931" wp14:editId="77FB3F00">
             <wp:extent cx="5760720" cy="4115993"/>
@@ -1738,7 +2089,6 @@
           <w:szCs w:val="24"/>
           <w:u w:val="single"/>
         </w:rPr>
-        <w:lastRenderedPageBreak/>
         <w:t>Activité 3</w:t>
       </w:r>
       <w:r>
@@ -1900,6 +2250,7 @@
           <w:u w:val="single"/>
           <w:lang w:eastAsia="fr-FR"/>
         </w:rPr>
+        <w:lastRenderedPageBreak/>
         <w:drawing>
           <wp:inline distT="0" distB="0" distL="0" distR="0" wp14:anchorId="7CACD7A9" wp14:editId="0DDA678F">
             <wp:extent cx="5760720" cy="4410682"/>
@@ -3281,7 +3632,6 @@
   <w:style w:type="character" w:default="1" w:styleId="Policepardfaut">
     <w:name w:val="Default Paragraph Font"/>
     <w:uiPriority w:val="1"/>
-    <w:semiHidden/>
     <w:unhideWhenUsed/>
   </w:style>
   <w:style w:type="table" w:default="1" w:styleId="TableauNormal">

--- a/CEJM/BTS SIO 1/TD 6 Normes et standards.docx
+++ b/CEJM/BTS SIO 1/TD 6 Normes et standards.docx
@@ -1561,19 +1561,7 @@
           <w:szCs w:val="24"/>
           <w:lang w:eastAsia="fr-FR"/>
         </w:rPr>
-        <w:t>-</w:t>
-      </w:r>
-      <w:r>
-        <w:rPr>
-          <w:rFonts w:ascii="Times New Roman" w:eastAsia="Arial" w:hAnsi="Times New Roman" w:cs="Times New Roman"/>
-          <w:b/>
-          <w:i/>
-          <w:color w:val="984806" w:themeColor="accent6" w:themeShade="80"/>
-          <w:sz w:val="24"/>
-          <w:szCs w:val="24"/>
-          <w:lang w:eastAsia="fr-FR"/>
-        </w:rPr>
-        <w:t xml:space="preserve"> une certification</w:t>
+        <w:t>- une certification</w:t>
       </w:r>
     </w:p>
     <w:p>
@@ -1600,19 +1588,7 @@
           <w:szCs w:val="24"/>
           <w:lang w:eastAsia="fr-FR"/>
         </w:rPr>
-        <w:t>-</w:t>
-      </w:r>
-      <w:r>
-        <w:rPr>
-          <w:rFonts w:ascii="Times New Roman" w:eastAsia="Arial" w:hAnsi="Times New Roman" w:cs="Times New Roman"/>
-          <w:b/>
-          <w:i/>
-          <w:color w:val="984806" w:themeColor="accent6" w:themeShade="80"/>
-          <w:sz w:val="24"/>
-          <w:szCs w:val="24"/>
-          <w:lang w:eastAsia="fr-FR"/>
-        </w:rPr>
-        <w:t xml:space="preserve"> </w:t>
+        <w:t xml:space="preserve">- </w:t>
       </w:r>
       <w:r>
         <w:rPr>
@@ -1651,19 +1627,7 @@
           <w:szCs w:val="24"/>
           <w:lang w:eastAsia="fr-FR"/>
         </w:rPr>
-        <w:t>-</w:t>
-      </w:r>
-      <w:r>
-        <w:rPr>
-          <w:rFonts w:ascii="Times New Roman" w:eastAsia="Arial" w:hAnsi="Times New Roman" w:cs="Times New Roman"/>
-          <w:b/>
-          <w:i/>
-          <w:color w:val="984806" w:themeColor="accent6" w:themeShade="80"/>
-          <w:sz w:val="24"/>
-          <w:szCs w:val="24"/>
-          <w:lang w:eastAsia="fr-FR"/>
-        </w:rPr>
-        <w:t xml:space="preserve"> </w:t>
+        <w:t xml:space="preserve">- </w:t>
       </w:r>
       <w:r>
         <w:rPr>
@@ -2115,15 +2079,6 @@
       </w:r>
     </w:p>
     <w:p>
-      <w:pPr>
-        <w:rPr>
-          <w:rFonts w:ascii="Times New Roman" w:eastAsia="Arial" w:hAnsi="Times New Roman" w:cs="Times New Roman"/>
-          <w:b/>
-          <w:sz w:val="24"/>
-          <w:szCs w:val="24"/>
-          <w:lang w:eastAsia="fr-FR"/>
-        </w:rPr>
-      </w:pPr>
       <w:hyperlink r:id="rId14" w:history="1">
         <w:r>
           <w:rPr>
@@ -2141,6 +2096,142 @@
     <w:p>
       <w:pPr>
         <w:rPr>
+          <w:rFonts w:ascii="Times New Roman" w:eastAsia="Arial" w:hAnsi="Times New Roman" w:cs="Times New Roman"/>
+          <w:b/>
+          <w:color w:val="984806" w:themeColor="accent6" w:themeShade="80"/>
+          <w:sz w:val="24"/>
+          <w:szCs w:val="24"/>
+          <w:lang w:eastAsia="fr-FR"/>
+        </w:rPr>
+      </w:pPr>
+      <w:r>
+        <w:rPr>
+          <w:rFonts w:ascii="Times New Roman" w:eastAsia="Arial" w:hAnsi="Times New Roman" w:cs="Times New Roman"/>
+          <w:b/>
+          <w:color w:val="984806" w:themeColor="accent6" w:themeShade="80"/>
+          <w:sz w:val="24"/>
+          <w:szCs w:val="24"/>
+          <w:lang w:eastAsia="fr-FR"/>
+        </w:rPr>
+        <w:t>Les domaines les plus représentés dans l</w:t>
+      </w:r>
+      <w:r>
+        <w:rPr>
+          <w:rFonts w:ascii="Times New Roman" w:eastAsia="Arial" w:hAnsi="Times New Roman" w:cs="Times New Roman"/>
+          <w:b/>
+          <w:color w:val="984806" w:themeColor="accent6" w:themeShade="80"/>
+          <w:sz w:val="24"/>
+          <w:szCs w:val="24"/>
+          <w:lang w:eastAsia="fr-FR"/>
+        </w:rPr>
+        <w:t xml:space="preserve">a normalisation </w:t>
+      </w:r>
+      <w:r>
+        <w:rPr>
+          <w:rFonts w:ascii="Times New Roman" w:eastAsia="Arial" w:hAnsi="Times New Roman" w:cs="Times New Roman"/>
+          <w:b/>
+          <w:color w:val="984806" w:themeColor="accent6" w:themeShade="80"/>
+          <w:sz w:val="24"/>
+          <w:szCs w:val="24"/>
+          <w:lang w:eastAsia="fr-FR"/>
+        </w:rPr>
+        <w:t xml:space="preserve">sont </w:t>
+      </w:r>
+      <w:r>
+        <w:rPr>
+          <w:rFonts w:ascii="Times New Roman" w:eastAsia="Arial" w:hAnsi="Times New Roman" w:cs="Times New Roman"/>
+          <w:b/>
+          <w:color w:val="984806" w:themeColor="accent6" w:themeShade="80"/>
+          <w:sz w:val="24"/>
+          <w:szCs w:val="24"/>
+          <w:lang w:eastAsia="fr-FR"/>
+        </w:rPr>
+        <w:t>:</w:t>
+      </w:r>
+    </w:p>
+    <w:p>
+      <w:pPr>
+        <w:rPr>
+          <w:rFonts w:ascii="Times New Roman" w:eastAsia="Arial" w:hAnsi="Times New Roman" w:cs="Times New Roman"/>
+          <w:b/>
+          <w:color w:val="984806" w:themeColor="accent6" w:themeShade="80"/>
+          <w:sz w:val="24"/>
+          <w:szCs w:val="24"/>
+          <w:lang w:eastAsia="fr-FR"/>
+        </w:rPr>
+      </w:pPr>
+      <w:r>
+        <w:rPr>
+          <w:rFonts w:ascii="Times New Roman" w:eastAsia="Arial" w:hAnsi="Times New Roman" w:cs="Times New Roman"/>
+          <w:b/>
+          <w:color w:val="984806" w:themeColor="accent6" w:themeShade="80"/>
+          <w:sz w:val="24"/>
+          <w:szCs w:val="24"/>
+          <w:lang w:eastAsia="fr-FR"/>
+        </w:rPr>
+        <w:t xml:space="preserve">- </w:t>
+      </w:r>
+      <w:r>
+        <w:rPr>
+          <w:rFonts w:ascii="Times New Roman" w:eastAsia="Arial" w:hAnsi="Times New Roman" w:cs="Times New Roman"/>
+          <w:b/>
+          <w:color w:val="984806" w:themeColor="accent6" w:themeShade="80"/>
+          <w:sz w:val="24"/>
+          <w:szCs w:val="24"/>
+          <w:lang w:eastAsia="fr-FR"/>
+        </w:rPr>
+        <w:t>Santé</w:t>
+      </w:r>
+    </w:p>
+    <w:p>
+      <w:pPr>
+        <w:rPr>
+          <w:rFonts w:ascii="Times New Roman" w:eastAsia="Arial" w:hAnsi="Times New Roman" w:cs="Times New Roman"/>
+          <w:b/>
+          <w:color w:val="984806" w:themeColor="accent6" w:themeShade="80"/>
+          <w:sz w:val="24"/>
+          <w:szCs w:val="24"/>
+          <w:lang w:eastAsia="fr-FR"/>
+        </w:rPr>
+      </w:pPr>
+      <w:r>
+        <w:rPr>
+          <w:rFonts w:ascii="Times New Roman" w:eastAsia="Arial" w:hAnsi="Times New Roman" w:cs="Times New Roman"/>
+          <w:b/>
+          <w:color w:val="984806" w:themeColor="accent6" w:themeShade="80"/>
+          <w:sz w:val="24"/>
+          <w:szCs w:val="24"/>
+          <w:lang w:eastAsia="fr-FR"/>
+        </w:rPr>
+        <w:t xml:space="preserve">- </w:t>
+      </w:r>
+      <w:r>
+        <w:rPr>
+          <w:rFonts w:ascii="Times New Roman" w:eastAsia="Arial" w:hAnsi="Times New Roman" w:cs="Times New Roman"/>
+          <w:b/>
+          <w:color w:val="984806" w:themeColor="accent6" w:themeShade="80"/>
+          <w:sz w:val="24"/>
+          <w:szCs w:val="24"/>
+          <w:lang w:eastAsia="fr-FR"/>
+        </w:rPr>
+        <w:t>Sécurité</w:t>
+      </w:r>
+    </w:p>
+    <w:p>
+      <w:pPr>
+        <w:rPr>
+          <w:rFonts w:ascii="Times New Roman" w:eastAsia="Arial" w:hAnsi="Times New Roman" w:cs="Times New Roman"/>
+          <w:b/>
+          <w:color w:val="984806" w:themeColor="accent6" w:themeShade="80"/>
+          <w:sz w:val="24"/>
+          <w:szCs w:val="24"/>
+          <w:lang w:eastAsia="fr-FR"/>
+        </w:rPr>
+      </w:pPr>
+    </w:p>
+    <w:p>
+      <w:pPr>
+        <w:rPr>
           <w:rStyle w:val="markedcontent"/>
           <w:rFonts w:ascii="Times New Roman" w:hAnsi="Times New Roman" w:cs="Times New Roman"/>
           <w:b/>
@@ -2192,11 +2283,9 @@
           <w:sz w:val="24"/>
           <w:szCs w:val="24"/>
         </w:rPr>
-        <w:t xml:space="preserve"> Listez les différents types de normes.</w:t>
-      </w:r>
-    </w:p>
-    <w:p>
-      <w:pPr>
+        <w:t xml:space="preserve"> Listez les différents types de normes</w:t>
+      </w:r>
+      <w:r>
         <w:rPr>
           <w:rStyle w:val="markedcontent"/>
           <w:rFonts w:ascii="Times New Roman" w:hAnsi="Times New Roman" w:cs="Times New Roman"/>
@@ -2205,13 +2294,259 @@
           <w:sz w:val="24"/>
           <w:szCs w:val="24"/>
         </w:rPr>
-      </w:pPr>
-      <w:r>
+        <w:t xml:space="preserve"> :</w:t>
+      </w:r>
+    </w:p>
+    <w:p>
+      <w:pPr>
         <w:rPr>
           <w:rStyle w:val="markedcontent"/>
           <w:rFonts w:ascii="Times New Roman" w:hAnsi="Times New Roman" w:cs="Times New Roman"/>
           <w:b/>
           <w:i/>
+          <w:color w:val="984806" w:themeColor="accent6" w:themeShade="80"/>
+          <w:sz w:val="24"/>
+          <w:szCs w:val="24"/>
+        </w:rPr>
+      </w:pPr>
+      <w:r>
+        <w:rPr>
+          <w:rStyle w:val="markedcontent"/>
+          <w:rFonts w:ascii="Times New Roman" w:hAnsi="Times New Roman" w:cs="Times New Roman"/>
+          <w:b/>
+          <w:i/>
+          <w:color w:val="984806" w:themeColor="accent6" w:themeShade="80"/>
+          <w:sz w:val="24"/>
+          <w:szCs w:val="24"/>
+        </w:rPr>
+        <w:t xml:space="preserve">- </w:t>
+      </w:r>
+      <w:r>
+        <w:rPr>
+          <w:rStyle w:val="markedcontent"/>
+          <w:rFonts w:ascii="Times New Roman" w:hAnsi="Times New Roman" w:cs="Times New Roman"/>
+          <w:b/>
+          <w:i/>
+          <w:color w:val="984806" w:themeColor="accent6" w:themeShade="80"/>
+          <w:sz w:val="24"/>
+          <w:szCs w:val="24"/>
+        </w:rPr>
+        <w:t xml:space="preserve">Normes fondamentales : </w:t>
+      </w:r>
+      <w:r>
+        <w:rPr>
+          <w:rStyle w:val="markedcontent"/>
+          <w:rFonts w:ascii="Times New Roman" w:hAnsi="Times New Roman" w:cs="Times New Roman"/>
+          <w:b/>
+          <w:i/>
+          <w:color w:val="984806" w:themeColor="accent6" w:themeShade="80"/>
+          <w:sz w:val="24"/>
+          <w:szCs w:val="24"/>
+        </w:rPr>
+        <w:t>vocabulaire</w:t>
+      </w:r>
+      <w:r>
+        <w:rPr>
+          <w:rStyle w:val="markedcontent"/>
+          <w:rFonts w:ascii="Times New Roman" w:hAnsi="Times New Roman" w:cs="Times New Roman"/>
+          <w:b/>
+          <w:i/>
+          <w:color w:val="984806" w:themeColor="accent6" w:themeShade="80"/>
+          <w:sz w:val="24"/>
+          <w:szCs w:val="24"/>
+        </w:rPr>
+        <w:t>, symboles</w:t>
+      </w:r>
+    </w:p>
+    <w:p>
+      <w:pPr>
+        <w:rPr>
+          <w:rStyle w:val="markedcontent"/>
+          <w:rFonts w:ascii="Times New Roman" w:hAnsi="Times New Roman" w:cs="Times New Roman"/>
+          <w:b/>
+          <w:i/>
+          <w:color w:val="984806" w:themeColor="accent6" w:themeShade="80"/>
+          <w:sz w:val="24"/>
+          <w:szCs w:val="24"/>
+        </w:rPr>
+      </w:pPr>
+      <w:r>
+        <w:rPr>
+          <w:rStyle w:val="markedcontent"/>
+          <w:rFonts w:ascii="Times New Roman" w:hAnsi="Times New Roman" w:cs="Times New Roman"/>
+          <w:b/>
+          <w:i/>
+          <w:color w:val="984806" w:themeColor="accent6" w:themeShade="80"/>
+          <w:sz w:val="24"/>
+          <w:szCs w:val="24"/>
+        </w:rPr>
+        <w:t xml:space="preserve">- </w:t>
+      </w:r>
+      <w:r>
+        <w:rPr>
+          <w:rStyle w:val="markedcontent"/>
+          <w:rFonts w:ascii="Times New Roman" w:hAnsi="Times New Roman" w:cs="Times New Roman"/>
+          <w:b/>
+          <w:i/>
+          <w:color w:val="984806" w:themeColor="accent6" w:themeShade="80"/>
+          <w:sz w:val="24"/>
+          <w:szCs w:val="24"/>
+        </w:rPr>
+        <w:t xml:space="preserve">Normes de </w:t>
+      </w:r>
+      <w:r>
+        <w:rPr>
+          <w:rStyle w:val="markedcontent"/>
+          <w:rFonts w:ascii="Times New Roman" w:hAnsi="Times New Roman" w:cs="Times New Roman"/>
+          <w:b/>
+          <w:i/>
+          <w:color w:val="984806" w:themeColor="accent6" w:themeShade="80"/>
+          <w:sz w:val="24"/>
+          <w:szCs w:val="24"/>
+        </w:rPr>
+        <w:t>spécifications</w:t>
+      </w:r>
+      <w:r>
+        <w:rPr>
+          <w:rStyle w:val="markedcontent"/>
+          <w:rFonts w:ascii="Times New Roman" w:hAnsi="Times New Roman" w:cs="Times New Roman"/>
+          <w:b/>
+          <w:i/>
+          <w:color w:val="984806" w:themeColor="accent6" w:themeShade="80"/>
+          <w:sz w:val="24"/>
+          <w:szCs w:val="24"/>
+        </w:rPr>
+        <w:t xml:space="preserve"> : caractéristiques techniques</w:t>
+      </w:r>
+    </w:p>
+    <w:p>
+      <w:pPr>
+        <w:rPr>
+          <w:rStyle w:val="markedcontent"/>
+          <w:rFonts w:ascii="Times New Roman" w:hAnsi="Times New Roman" w:cs="Times New Roman"/>
+          <w:b/>
+          <w:i/>
+          <w:color w:val="984806" w:themeColor="accent6" w:themeShade="80"/>
+          <w:sz w:val="24"/>
+          <w:szCs w:val="24"/>
+        </w:rPr>
+      </w:pPr>
+      <w:r>
+        <w:rPr>
+          <w:rStyle w:val="markedcontent"/>
+          <w:rFonts w:ascii="Times New Roman" w:hAnsi="Times New Roman" w:cs="Times New Roman"/>
+          <w:b/>
+          <w:i/>
+          <w:color w:val="984806" w:themeColor="accent6" w:themeShade="80"/>
+          <w:sz w:val="24"/>
+          <w:szCs w:val="24"/>
+        </w:rPr>
+        <w:t xml:space="preserve">- </w:t>
+      </w:r>
+      <w:r>
+        <w:rPr>
+          <w:rStyle w:val="markedcontent"/>
+          <w:rFonts w:ascii="Times New Roman" w:hAnsi="Times New Roman" w:cs="Times New Roman"/>
+          <w:b/>
+          <w:i/>
+          <w:color w:val="984806" w:themeColor="accent6" w:themeShade="80"/>
+          <w:sz w:val="24"/>
+          <w:szCs w:val="24"/>
+        </w:rPr>
+        <w:t>Normes de méthodes d’essai : tests</w:t>
+      </w:r>
+    </w:p>
+    <w:p>
+      <w:pPr>
+        <w:rPr>
+          <w:rStyle w:val="markedcontent"/>
+          <w:rFonts w:ascii="Times New Roman" w:hAnsi="Times New Roman" w:cs="Times New Roman"/>
+          <w:b/>
+          <w:i/>
+          <w:color w:val="984806" w:themeColor="accent6" w:themeShade="80"/>
+          <w:sz w:val="24"/>
+          <w:szCs w:val="24"/>
+        </w:rPr>
+      </w:pPr>
+      <w:r>
+        <w:rPr>
+          <w:rStyle w:val="markedcontent"/>
+          <w:rFonts w:ascii="Times New Roman" w:hAnsi="Times New Roman" w:cs="Times New Roman"/>
+          <w:b/>
+          <w:i/>
+          <w:color w:val="984806" w:themeColor="accent6" w:themeShade="80"/>
+          <w:sz w:val="24"/>
+          <w:szCs w:val="24"/>
+        </w:rPr>
+        <w:t xml:space="preserve">- </w:t>
+      </w:r>
+      <w:r>
+        <w:rPr>
+          <w:rStyle w:val="markedcontent"/>
+          <w:rFonts w:ascii="Times New Roman" w:hAnsi="Times New Roman" w:cs="Times New Roman"/>
+          <w:b/>
+          <w:i/>
+          <w:color w:val="984806" w:themeColor="accent6" w:themeShade="80"/>
+          <w:sz w:val="24"/>
+          <w:szCs w:val="24"/>
+        </w:rPr>
+        <w:t xml:space="preserve">Normes d’organisation </w:t>
+      </w:r>
+      <w:r>
+        <w:rPr>
+          <w:rStyle w:val="markedcontent"/>
+          <w:rFonts w:ascii="Times New Roman" w:hAnsi="Times New Roman" w:cs="Times New Roman"/>
+          <w:b/>
+          <w:i/>
+          <w:color w:val="984806" w:themeColor="accent6" w:themeShade="80"/>
+          <w:sz w:val="24"/>
+          <w:szCs w:val="24"/>
+        </w:rPr>
+        <w:t xml:space="preserve">: </w:t>
+      </w:r>
+      <w:r>
+        <w:rPr>
+          <w:rStyle w:val="markedcontent"/>
+          <w:rFonts w:ascii="Times New Roman" w:hAnsi="Times New Roman" w:cs="Times New Roman"/>
+          <w:b/>
+          <w:i/>
+          <w:color w:val="984806" w:themeColor="accent6" w:themeShade="80"/>
+          <w:sz w:val="24"/>
+          <w:szCs w:val="24"/>
+        </w:rPr>
+        <w:t>ISO</w:t>
+      </w:r>
+    </w:p>
+    <w:p>
+      <w:pPr>
+        <w:rPr>
+          <w:rStyle w:val="markedcontent"/>
+          <w:rFonts w:ascii="Times New Roman" w:hAnsi="Times New Roman" w:cs="Times New Roman"/>
+          <w:b/>
+          <w:i/>
+          <w:color w:val="984806" w:themeColor="accent6" w:themeShade="80"/>
+          <w:sz w:val="24"/>
+          <w:szCs w:val="24"/>
+        </w:rPr>
+      </w:pPr>
+    </w:p>
+    <w:p>
+      <w:pPr>
+        <w:rPr>
+          <w:rStyle w:val="markedcontent"/>
+          <w:rFonts w:ascii="Times New Roman" w:hAnsi="Times New Roman" w:cs="Times New Roman"/>
+          <w:b/>
+          <w:i/>
+          <w:sz w:val="24"/>
+          <w:szCs w:val="24"/>
+        </w:rPr>
+      </w:pPr>
+      <w:r>
+        <w:rPr>
+          <w:rStyle w:val="markedcontent"/>
+          <w:rFonts w:ascii="Times New Roman" w:hAnsi="Times New Roman" w:cs="Times New Roman"/>
+          <w:b/>
+          <w:i/>
           <w:sz w:val="24"/>
           <w:szCs w:val="24"/>
         </w:rPr>
@@ -2235,6 +2570,116 @@
           <w:rStyle w:val="markedcontent"/>
           <w:rFonts w:ascii="Times New Roman" w:hAnsi="Times New Roman" w:cs="Times New Roman"/>
           <w:b/>
+          <w:i/>
+          <w:color w:val="984806" w:themeColor="accent6" w:themeShade="80"/>
+          <w:sz w:val="24"/>
+          <w:szCs w:val="24"/>
+        </w:rPr>
+      </w:pPr>
+      <w:r>
+        <w:rPr>
+          <w:rStyle w:val="markedcontent"/>
+          <w:rFonts w:ascii="Times New Roman" w:hAnsi="Times New Roman" w:cs="Times New Roman"/>
+          <w:b/>
+          <w:i/>
+          <w:color w:val="984806" w:themeColor="accent6" w:themeShade="80"/>
+          <w:sz w:val="24"/>
+          <w:szCs w:val="24"/>
+        </w:rPr>
+        <w:t>La marque NF signifie Norme Française.</w:t>
+      </w:r>
+      <w:r>
+        <w:rPr>
+          <w:rStyle w:val="markedcontent"/>
+          <w:rFonts w:ascii="Times New Roman" w:hAnsi="Times New Roman" w:cs="Times New Roman"/>
+          <w:b/>
+          <w:i/>
+          <w:color w:val="984806" w:themeColor="accent6" w:themeShade="80"/>
+          <w:sz w:val="24"/>
+          <w:szCs w:val="24"/>
+        </w:rPr>
+        <w:t xml:space="preserve"> </w:t>
+      </w:r>
+      <w:r>
+        <w:rPr>
+          <w:rStyle w:val="markedcontent"/>
+          <w:rFonts w:ascii="Times New Roman" w:hAnsi="Times New Roman" w:cs="Times New Roman"/>
+          <w:b/>
+          <w:i/>
+          <w:color w:val="984806" w:themeColor="accent6" w:themeShade="80"/>
+          <w:sz w:val="24"/>
+          <w:szCs w:val="24"/>
+        </w:rPr>
+        <w:t xml:space="preserve">Elle </w:t>
+      </w:r>
+      <w:r>
+        <w:rPr>
+          <w:rStyle w:val="markedcontent"/>
+          <w:rFonts w:ascii="Times New Roman" w:hAnsi="Times New Roman" w:cs="Times New Roman"/>
+          <w:b/>
+          <w:i/>
+          <w:color w:val="984806" w:themeColor="accent6" w:themeShade="80"/>
+          <w:sz w:val="24"/>
+          <w:szCs w:val="24"/>
+        </w:rPr>
+        <w:t>certifie</w:t>
+      </w:r>
+      <w:r>
+        <w:rPr>
+          <w:rStyle w:val="markedcontent"/>
+          <w:rFonts w:ascii="Times New Roman" w:hAnsi="Times New Roman" w:cs="Times New Roman"/>
+          <w:b/>
+          <w:i/>
+          <w:color w:val="984806" w:themeColor="accent6" w:themeShade="80"/>
+          <w:sz w:val="24"/>
+          <w:szCs w:val="24"/>
+        </w:rPr>
+        <w:t xml:space="preserve"> qu’un produit ou un service est conforme aux normes françaises,</w:t>
+      </w:r>
+      <w:r>
+        <w:rPr>
+          <w:rStyle w:val="markedcontent"/>
+          <w:rFonts w:ascii="Times New Roman" w:hAnsi="Times New Roman" w:cs="Times New Roman"/>
+          <w:b/>
+          <w:i/>
+          <w:color w:val="984806" w:themeColor="accent6" w:themeShade="80"/>
+          <w:sz w:val="24"/>
+          <w:szCs w:val="24"/>
+        </w:rPr>
+        <w:t xml:space="preserve"> européenne et internationale,</w:t>
+      </w:r>
+      <w:r>
+        <w:rPr>
+          <w:rStyle w:val="markedcontent"/>
+          <w:rFonts w:ascii="Times New Roman" w:hAnsi="Times New Roman" w:cs="Times New Roman"/>
+          <w:b/>
+          <w:i/>
+          <w:color w:val="984806" w:themeColor="accent6" w:themeShade="80"/>
+          <w:sz w:val="24"/>
+          <w:szCs w:val="24"/>
+        </w:rPr>
+        <w:t xml:space="preserve"> avec un niveau de qualité contrôlé par un organisme indépendant (AFNOR).</w:t>
+      </w:r>
+    </w:p>
+    <w:p>
+      <w:pPr>
+        <w:rPr>
+          <w:rStyle w:val="markedcontent"/>
+          <w:rFonts w:ascii="Times New Roman" w:hAnsi="Times New Roman" w:cs="Times New Roman"/>
+          <w:b/>
+          <w:i/>
+          <w:color w:val="984806" w:themeColor="accent6" w:themeShade="80"/>
+          <w:sz w:val="24"/>
+          <w:szCs w:val="24"/>
+        </w:rPr>
+      </w:pPr>
+    </w:p>
+    <w:p>
+      <w:pPr>
+        <w:rPr>
+          <w:rStyle w:val="markedcontent"/>
+          <w:rFonts w:ascii="Times New Roman" w:hAnsi="Times New Roman" w:cs="Times New Roman"/>
+          <w:b/>
           <w:sz w:val="24"/>
           <w:szCs w:val="24"/>
           <w:u w:val="single"/>
@@ -2250,7 +2695,6 @@
           <w:u w:val="single"/>
           <w:lang w:eastAsia="fr-FR"/>
         </w:rPr>
-        <w:lastRenderedPageBreak/>
         <w:drawing>
           <wp:inline distT="0" distB="0" distL="0" distR="0" wp14:anchorId="7CACD7A9" wp14:editId="0DDA678F">
             <wp:extent cx="5760720" cy="4410682"/>
@@ -2607,6 +3051,260 @@
     </w:p>
     <w:p>
       <w:pPr>
+        <w:rPr>
+          <w:rFonts w:ascii="Times New Roman" w:hAnsi="Times New Roman" w:cs="Times New Roman"/>
+          <w:b/>
+          <w:i/>
+          <w:color w:val="984806" w:themeColor="accent6" w:themeShade="80"/>
+          <w:sz w:val="24"/>
+          <w:szCs w:val="24"/>
+        </w:rPr>
+      </w:pPr>
+      <w:r>
+        <w:rPr>
+          <w:rFonts w:ascii="Times New Roman" w:hAnsi="Times New Roman" w:cs="Times New Roman"/>
+          <w:b/>
+          <w:i/>
+          <w:color w:val="984806" w:themeColor="accent6" w:themeShade="80"/>
+          <w:sz w:val="24"/>
+          <w:szCs w:val="24"/>
+        </w:rPr>
+        <w:t>Les normes et standards ont des enjeux techniques :</w:t>
+      </w:r>
+    </w:p>
+    <w:p>
+      <w:pPr>
+        <w:rPr>
+          <w:rFonts w:ascii="Times New Roman" w:hAnsi="Times New Roman" w:cs="Times New Roman"/>
+          <w:b/>
+          <w:i/>
+          <w:color w:val="984806" w:themeColor="accent6" w:themeShade="80"/>
+          <w:sz w:val="24"/>
+          <w:szCs w:val="24"/>
+        </w:rPr>
+      </w:pPr>
+      <w:r>
+        <w:rPr>
+          <w:rFonts w:ascii="Times New Roman" w:hAnsi="Times New Roman" w:cs="Times New Roman"/>
+          <w:b/>
+          <w:i/>
+          <w:color w:val="984806" w:themeColor="accent6" w:themeShade="80"/>
+          <w:sz w:val="24"/>
+          <w:szCs w:val="24"/>
+        </w:rPr>
+        <w:t>- Garantit la compatibilité et l'interopérabilité des systèmes</w:t>
+      </w:r>
+    </w:p>
+    <w:p>
+      <w:pPr>
+        <w:rPr>
+          <w:rFonts w:ascii="Times New Roman" w:hAnsi="Times New Roman" w:cs="Times New Roman"/>
+          <w:b/>
+          <w:i/>
+          <w:color w:val="984806" w:themeColor="accent6" w:themeShade="80"/>
+          <w:sz w:val="24"/>
+          <w:szCs w:val="24"/>
+        </w:rPr>
+      </w:pPr>
+      <w:r>
+        <w:rPr>
+          <w:rFonts w:ascii="Times New Roman" w:hAnsi="Times New Roman" w:cs="Times New Roman"/>
+          <w:b/>
+          <w:i/>
+          <w:color w:val="984806" w:themeColor="accent6" w:themeShade="80"/>
+          <w:sz w:val="24"/>
+          <w:szCs w:val="24"/>
+        </w:rPr>
+        <w:t>- Identifier la qualité et la fiabilité des produits et services</w:t>
+      </w:r>
+    </w:p>
+    <w:p>
+      <w:pPr>
+        <w:rPr>
+          <w:rFonts w:ascii="Times New Roman" w:hAnsi="Times New Roman" w:cs="Times New Roman"/>
+          <w:b/>
+          <w:i/>
+          <w:color w:val="984806" w:themeColor="accent6" w:themeShade="80"/>
+          <w:sz w:val="24"/>
+          <w:szCs w:val="24"/>
+        </w:rPr>
+      </w:pPr>
+      <w:r>
+        <w:rPr>
+          <w:rFonts w:ascii="Times New Roman" w:hAnsi="Times New Roman" w:cs="Times New Roman"/>
+          <w:b/>
+          <w:i/>
+          <w:color w:val="984806" w:themeColor="accent6" w:themeShade="80"/>
+          <w:sz w:val="24"/>
+          <w:szCs w:val="24"/>
+        </w:rPr>
+        <w:t>- La facilitation de l’innovation car les entreprises sont incitées à innover au-delà du niveau d'exigence défini par les normes</w:t>
+      </w:r>
+    </w:p>
+    <w:p>
+      <w:pPr>
+        <w:rPr>
+          <w:rFonts w:ascii="Times New Roman" w:hAnsi="Times New Roman" w:cs="Times New Roman"/>
+          <w:b/>
+          <w:i/>
+          <w:color w:val="984806" w:themeColor="accent6" w:themeShade="80"/>
+          <w:sz w:val="24"/>
+          <w:szCs w:val="24"/>
+        </w:rPr>
+      </w:pPr>
+    </w:p>
+    <w:p>
+      <w:pPr>
+        <w:rPr>
+          <w:rFonts w:ascii="Times New Roman" w:hAnsi="Times New Roman" w:cs="Times New Roman"/>
+          <w:b/>
+          <w:i/>
+          <w:color w:val="984806" w:themeColor="accent6" w:themeShade="80"/>
+          <w:sz w:val="24"/>
+          <w:szCs w:val="24"/>
+        </w:rPr>
+      </w:pPr>
+      <w:r>
+        <w:rPr>
+          <w:rFonts w:ascii="Times New Roman" w:hAnsi="Times New Roman" w:cs="Times New Roman"/>
+          <w:b/>
+          <w:i/>
+          <w:color w:val="984806" w:themeColor="accent6" w:themeShade="80"/>
+          <w:sz w:val="24"/>
+          <w:szCs w:val="24"/>
+        </w:rPr>
+        <w:t>Les normes et standards ont également des enjeux économiques :</w:t>
+      </w:r>
+    </w:p>
+    <w:p>
+      <w:pPr>
+        <w:rPr>
+          <w:rFonts w:ascii="Times New Roman" w:hAnsi="Times New Roman" w:cs="Times New Roman"/>
+          <w:b/>
+          <w:i/>
+          <w:color w:val="984806" w:themeColor="accent6" w:themeShade="80"/>
+          <w:sz w:val="24"/>
+          <w:szCs w:val="24"/>
+        </w:rPr>
+      </w:pPr>
+      <w:r>
+        <w:rPr>
+          <w:rFonts w:ascii="Times New Roman" w:hAnsi="Times New Roman" w:cs="Times New Roman"/>
+          <w:b/>
+          <w:i/>
+          <w:color w:val="984806" w:themeColor="accent6" w:themeShade="80"/>
+          <w:sz w:val="24"/>
+          <w:szCs w:val="24"/>
+        </w:rPr>
+        <w:t>- Développer une nouvelle clientèle sensible à la normalisation</w:t>
+      </w:r>
+    </w:p>
+    <w:p>
+      <w:pPr>
+        <w:rPr>
+          <w:rFonts w:ascii="Times New Roman" w:hAnsi="Times New Roman" w:cs="Times New Roman"/>
+          <w:b/>
+          <w:i/>
+          <w:color w:val="984806" w:themeColor="accent6" w:themeShade="80"/>
+          <w:sz w:val="24"/>
+          <w:szCs w:val="24"/>
+        </w:rPr>
+      </w:pPr>
+      <w:r>
+        <w:rPr>
+          <w:rFonts w:ascii="Times New Roman" w:hAnsi="Times New Roman" w:cs="Times New Roman"/>
+          <w:b/>
+          <w:i/>
+          <w:color w:val="984806" w:themeColor="accent6" w:themeShade="80"/>
+          <w:sz w:val="24"/>
+          <w:szCs w:val="24"/>
+        </w:rPr>
+        <w:t>- Renforcer l'image de marque et la confiance de l'entreprise</w:t>
+      </w:r>
+    </w:p>
+    <w:p>
+      <w:pPr>
+        <w:rPr>
+          <w:rFonts w:ascii="Times New Roman" w:hAnsi="Times New Roman" w:cs="Times New Roman"/>
+          <w:b/>
+          <w:i/>
+          <w:color w:val="984806" w:themeColor="accent6" w:themeShade="80"/>
+          <w:sz w:val="24"/>
+          <w:szCs w:val="24"/>
+        </w:rPr>
+      </w:pPr>
+      <w:r>
+        <w:rPr>
+          <w:rFonts w:ascii="Times New Roman" w:hAnsi="Times New Roman" w:cs="Times New Roman"/>
+          <w:b/>
+          <w:i/>
+          <w:color w:val="984806" w:themeColor="accent6" w:themeShade="80"/>
+          <w:sz w:val="24"/>
+          <w:szCs w:val="24"/>
+        </w:rPr>
+        <w:t>- Améliore la compétitivité de l'entreprise</w:t>
+      </w:r>
+    </w:p>
+    <w:p>
+      <w:pPr>
+        <w:rPr>
+          <w:rFonts w:ascii="Times New Roman" w:hAnsi="Times New Roman" w:cs="Times New Roman"/>
+          <w:b/>
+          <w:i/>
+          <w:color w:val="984806" w:themeColor="accent6" w:themeShade="80"/>
+          <w:sz w:val="24"/>
+          <w:szCs w:val="24"/>
+        </w:rPr>
+      </w:pPr>
+    </w:p>
+    <w:p>
+      <w:pPr>
+        <w:rPr>
+          <w:rFonts w:ascii="Times New Roman" w:hAnsi="Times New Roman" w:cs="Times New Roman"/>
+          <w:b/>
+          <w:i/>
+          <w:color w:val="984806" w:themeColor="accent6" w:themeShade="80"/>
+          <w:sz w:val="24"/>
+          <w:szCs w:val="24"/>
+        </w:rPr>
+      </w:pPr>
+      <w:r>
+        <w:rPr>
+          <w:rFonts w:ascii="Times New Roman" w:hAnsi="Times New Roman" w:cs="Times New Roman"/>
+          <w:b/>
+          <w:i/>
+          <w:color w:val="984806" w:themeColor="accent6" w:themeShade="80"/>
+          <w:sz w:val="24"/>
+          <w:szCs w:val="24"/>
+        </w:rPr>
+        <w:t>Cela permet d'assurer sa pérénité</w:t>
+      </w:r>
+      <w:r>
+        <w:rPr>
+          <w:rFonts w:ascii="Times New Roman" w:hAnsi="Times New Roman" w:cs="Times New Roman"/>
+          <w:b/>
+          <w:i/>
+          <w:color w:val="984806" w:themeColor="accent6" w:themeShade="80"/>
+          <w:sz w:val="24"/>
+          <w:szCs w:val="24"/>
+        </w:rPr>
+        <w:t>.</w:t>
+      </w:r>
+    </w:p>
+    <w:p>
+      <w:pPr>
+        <w:rPr>
+          <w:rFonts w:ascii="Times New Roman" w:hAnsi="Times New Roman" w:cs="Times New Roman"/>
+          <w:b/>
+          <w:i/>
+          <w:color w:val="984806" w:themeColor="accent6" w:themeShade="80"/>
+          <w:sz w:val="24"/>
+          <w:szCs w:val="24"/>
+        </w:rPr>
+      </w:pPr>
+    </w:p>
+    <w:p>
+      <w:pPr>
         <w:jc w:val="both"/>
         <w:rPr>
           <w:rFonts w:ascii="Times New Roman" w:hAnsi="Times New Roman" w:cs="Times New Roman"/>
@@ -2637,7 +3335,16 @@
           <w:sz w:val="24"/>
           <w:szCs w:val="24"/>
         </w:rPr>
-        <w:t xml:space="preserve"> d’un B&amp;S mais également, peuvent rassurer l’agent économique, d’une part sur le niveau de compatibilité de ce dernier lorsqu’il s’agit de biens " réseau " et d’autre part, facilitent également indirectement les échanges techniques et les relations commerciales entre la firme et ses fournisseurs. Dans ce contexte précis, les normes limitent la recherche d’information technique et simplifient la contractualisation entre agents.</w:t>
+        <w:t xml:space="preserve"> d’un B&amp;S mais également, peuvent rassurer l’agent économique, d’une part sur le niveau de compatibilité de </w:t>
+      </w:r>
+      <w:r>
+        <w:rPr>
+          <w:rFonts w:ascii="Times New Roman" w:hAnsi="Times New Roman" w:cs="Times New Roman"/>
+          <w:sz w:val="24"/>
+          <w:szCs w:val="24"/>
+        </w:rPr>
+        <w:lastRenderedPageBreak/>
+        <w:t>ce dernier lorsqu’il s’agit de biens " réseau " et d’autre part, facilitent également indirectement les échanges techniques et les relations commerciales entre la firme et ses fournisseurs. Dans ce contexte précis, les normes limitent la recherche d’information technique et simplifient la contractualisation entre agents.</w:t>
       </w:r>
     </w:p>
     <w:p>
@@ -2757,30 +3464,7 @@
     </w:p>
     <w:p>
       <w:pPr>
-        <w:rPr>
-          <w:noProof/>
-          <w:lang w:eastAsia="fr-FR"/>
-        </w:rPr>
-      </w:pPr>
-    </w:p>
-    <w:p>
-      <w:pPr>
-        <w:rPr>
-          <w:noProof/>
-          <w:lang w:eastAsia="fr-FR"/>
-        </w:rPr>
-      </w:pPr>
-    </w:p>
-    <w:p>
-      <w:pPr>
-        <w:rPr>
-          <w:noProof/>
-          <w:lang w:eastAsia="fr-FR"/>
-        </w:rPr>
-      </w:pPr>
-    </w:p>
-    <w:p>
-      <w:pPr>
+        <w:jc w:val="right"/>
         <w:rPr>
           <w:noProof/>
           <w:lang w:eastAsia="fr-FR"/>
@@ -3632,6 +4316,7 @@
   <w:style w:type="character" w:default="1" w:styleId="Policepardfaut">
     <w:name w:val="Default Paragraph Font"/>
     <w:uiPriority w:val="1"/>
+    <w:semiHidden/>
     <w:unhideWhenUsed/>
   </w:style>
   <w:style w:type="table" w:default="1" w:styleId="TableauNormal">
